--- a/STARLAB_Unit_3/Teaching Guides/00_Unit_3_Overview_and_Preparation.docx
+++ b/STARLAB_Unit_3/Teaching Guides/00_Unit_3_Overview_and_Preparation.docx
@@ -1042,7 +1042,7 @@
         <w:rPr>
           <w:rtl w:val="0"/>
         </w:rPr>
-        <w:t xml:space="preserve">Teachers may adapt point values to fit local grading systems.</w:t>
+        <w:t>These percentages are optional local within-unit scoring suggestions, not course gradebook weights. Record journals, data logs, troubleshooting, and check-ins under Research Journal/Documentation; record the midpoint report under Mid-Project Progress Report. The six syllabus weights remain authoritative.</w:t>
       </w:r>
     </w:p>
     <w:tbl>
@@ -1846,7 +1846,7 @@
         <w:rPr>
           <w:rtl w:val="0"/>
         </w:rPr>
-        <w:t xml:space="preserve">Approved to begin pilot testing</w:t>
+        <w:t>Approved for Pilot Testing</w:t>
       </w:r>
     </w:p>
     <w:p>
@@ -1862,7 +1862,7 @@
         <w:rPr>
           <w:rtl w:val="0"/>
         </w:rPr>
-        <w:t xml:space="preserve">Approved with modifications</w:t>
+        <w:t>Approved With Modifications (required changes verified before testing)</w:t>
       </w:r>
     </w:p>
     <w:p>
@@ -1878,7 +1878,7 @@
         <w:rPr>
           <w:rtl w:val="0"/>
         </w:rPr>
-        <w:t xml:space="preserve">Not yet approved; planning revision required</w:t>
+        <w:t>Needs Revision</w:t>
       </w:r>
     </w:p>
     <w:p>
@@ -1894,7 +1894,7 @@
         <w:rPr>
           <w:rtl w:val="0"/>
         </w:rPr>
-        <w:t xml:space="preserve">Needs additional safety, ethics, mentor, or administrative review</w:t>
+        <w:t>Needs Safety Review, Needs Ethics Review, or Needs Mentor Review</w:t>
       </w:r>
     </w:p>
     <w:p>

--- a/STARLAB_Unit_3/Teaching Guides/00_Unit_3_Overview_and_Preparation.docx
+++ b/STARLAB_Unit_3/Teaching Guides/00_Unit_3_Overview_and_Preparation.docx
@@ -1658,7 +1658,7 @@
         <w:rPr>
           <w:rtl w:val="0"/>
         </w:rPr>
-        <w:t xml:space="preserve">Approved or conditionally approved project plans from Unit 2</w:t>
+        <w:t>Project plans with a current status recorded in the Project Approval Tracker</w:t>
       </w:r>
     </w:p>
     <w:p>
@@ -1830,7 +1830,7 @@
         <w:rPr>
           <w:rtl w:val="0"/>
         </w:rPr>
-        <w:t xml:space="preserve">Teachers should confirm that each student has one of the following approval statuses before beginning any testing:</w:t>
+        <w:t>Before any testing, teachers must verify the current tracker status. Only Approved for Pilot Testing authorizes a small-scale pilot.</w:t>
       </w:r>
     </w:p>
     <w:p>
@@ -1846,7 +1846,7 @@
         <w:rPr>
           <w:rtl w:val="0"/>
         </w:rPr>
-        <w:t>Approved for Pilot Testing</w:t>
+        <w:t>Approved With Modifications does not authorize testing until the named changes are verified and the status is updated to Approved for Pilot Testing.</w:t>
       </w:r>
     </w:p>
     <w:p>
@@ -1862,7 +1862,7 @@
         <w:rPr>
           <w:rtl w:val="0"/>
         </w:rPr>
-        <w:t>Approved With Modifications (required changes verified before testing)</w:t>
+        <w:t>Needs Revision, Needs Safety Review, Needs Ethics Review, Needs Mentor Review, and Not Approved in Current Form do not authorize testing.</w:t>
       </w:r>
     </w:p>
     <w:p>
@@ -1878,7 +1878,7 @@
         <w:rPr>
           <w:rtl w:val="0"/>
         </w:rPr>
-        <w:t>Needs Revision</w:t>
+        <w:t>Not Started, Idea Screening, Planning In Progress, Ready for Conference, Paused, and Completed are workflow-only statuses and do not authorize testing.</w:t>
       </w:r>
     </w:p>
     <w:p>
@@ -1894,7 +1894,7 @@
         <w:rPr>
           <w:rtl w:val="0"/>
         </w:rPr>
-        <w:t>Needs Safety Review, Needs Ethics Review, or Needs Mentor Review</w:t>
+        <w:t>After a successful pilot, full data collection begins only when the tracker records Approved for Systematic Data Collection.</w:t>
       </w:r>
     </w:p>
     <w:p>
@@ -1906,7 +1906,7 @@
         <w:rPr>
           <w:rtl w:val="0"/>
         </w:rPr>
-        <w:t xml:space="preserve">Students who are not approved should not begin testing. They can continue background research, procedure revision, data table preparation, or mentor consultation until approval is granted.</w:t>
+        <w:t>Students without the required approval may continue background research, procedure revision, data-table preparation, or mentor consultation while awaiting the next decision.</w:t>
       </w:r>
     </w:p>
     <w:p>

--- a/STARLAB_Unit_3/Teaching Guides/00_Unit_3_Overview_and_Preparation.docx
+++ b/STARLAB_Unit_3/Teaching Guides/00_Unit_3_Overview_and_Preparation.docx
@@ -1012,6 +1012,7 @@
         <w:pStyle w:val="Heading1"/>
         <w:keepNext w:val="0"/>
         <w:keepLines w:val="0"/>
+        <w:pageBreakBefore/>
         <w:spacing w:before="480" w:lineRule="auto"/>
         <w:rPr>
           <w:b w:val="1"/>
@@ -1020,35 +1021,29 @@
           <w:szCs w:val="46"/>
         </w:rPr>
       </w:pPr>
-      <w:bookmarkStart w:colFirst="0" w:colLast="0" w:name="_rag0d5fjwl1y" w:id="8"/>
-      <w:bookmarkEnd w:id="8"/>
       <w:r>
-        <w:rPr>
-          <w:b w:val="1"/>
-          <w:bCs w:val="1"/>
-          <w:sz w:val="46"/>
-          <w:szCs w:val="46"/>
-          <w:rtl w:val="0"/>
-        </w:rPr>
-        <w:t xml:space="preserve">Suggested Assessment Categories</w:t>
+        <w:t>Optional Within-Unit Scoring Breakdown</w:t>
       </w:r>
     </w:p>
     <w:p>
+      <w:pPr/>
+      <w:r>
+        <w:t>These percentages describe the suggested balance of evidence within this unit. They do not replace the six official STARLAB gradebook categories or course weights. Record each scored assignment in the official category identified below. Teachers may leave formative items ungraded or adjust local point values while preserving the official course weights.</w:t>
+      </w:r>
+    </w:p>
+    <w:p>
       <w:pPr>
         <w:spacing w:after="240" w:before="240" w:lineRule="auto"/>
         <w:rPr/>
       </w:pPr>
       <w:r>
-        <w:rPr>
-          <w:rtl w:val="0"/>
-        </w:rPr>
-        <w:t>These percentages are optional local within-unit scoring suggestions, not course gradebook weights. Record journals, data logs, troubleshooting, and check-ins under Research Journal/Documentation; record the midpoint report under Mid-Project Progress Report. The six syllabus weights remain authoritative.</w:t>
+        <w:t>Unit mapping: Record journals, pilot reflections, revised procedures, troubleshooting, and check-ins under Research Journal/Documentation; record raw-data system evidence under Data Analysis and Interpretation; record the midpoint report under Mid-Project Progress Report.</w:t>
       </w:r>
     </w:p>
     <w:tbl>
       <w:tblPr>
         <w:tblStyle w:val="Table1"/>
-        <w:tblW w:w="6715.0" w:type="dxa"/>
+        <w:tblW w:w="9360" w:type="dxa"/>
         <w:jc w:val="left"/>
         <w:tblBorders>
           <w:top w:color="000000" w:space="0" w:sz="0" w:val="nil"/>
@@ -1062,20 +1057,16 @@
         <w:tblLook w:val="0600"/>
       </w:tblPr>
       <w:tblGrid>
-        <w:gridCol w:w="4670"/>
-        <w:gridCol w:w="2045"/>
-        <w:tblGridChange w:id="0">
-          <w:tblGrid>
-            <w:gridCol w:w="4670"/>
-            <w:gridCol w:w="2045"/>
-          </w:tblGrid>
-        </w:tblGridChange>
+        <w:gridCol w:w="3931"/>
+        <w:gridCol w:w="2059"/>
+        <w:gridCol w:w="3370"/>
       </w:tblGrid>
       <w:tr>
         <w:trPr>
           <w:cantSplit w:val="0"/>
           <w:trHeight w:val="515" w:hRule="atLeast"/>
           <w:tblHeader w:val="0"/>
+          <w:tblHeader w:val="true"/>
         </w:trPr>
         <w:tc>
           <w:tcPr>
@@ -1091,7 +1082,8 @@
               <w:bottom w:w="100.0" w:type="dxa"/>
               <w:right w:w="100.0" w:type="dxa"/>
             </w:tcMar>
-            <w:vAlign w:val="top"/>
+            <w:vAlign w:val="center"/>
+            <w:tcW w:type="dxa" w:w="3931"/>
           </w:tcPr>
           <w:p>
             <w:pPr>
@@ -1127,25 +1119,49 @@
               <w:bottom w:w="100.0" w:type="dxa"/>
               <w:right w:w="100.0" w:type="dxa"/>
             </w:tcMar>
-            <w:vAlign w:val="top"/>
+            <w:vAlign w:val="center"/>
+            <w:tcW w:type="dxa" w:w="2059"/>
           </w:tcPr>
           <w:p>
             <w:pPr>
               <w:jc w:val="center"/>
               <w:rPr/>
             </w:pPr>
+            <w:r/>
             <w:r>
               <w:rPr>
                 <w:b w:val="1"/>
                 <w:bCs w:val="1"/>
                 <w:rtl w:val="0"/>
               </w:rPr>
-              <w:t xml:space="preserve">Suggested Weight</w:t>
+              <w:t>Suggested Within-Unit Weight</w:t>
             </w:r>
+          </w:p>
+        </w:tc>
+        <w:tc>
+          <w:tcPr>
+            <w:tcW w:type="dxa" w:w="3370"/>
+            <w:tcMar>
+              <w:top w:w="100.0" w:type="dxa"/>
+              <w:left w:w="100.0" w:type="dxa"/>
+              <w:bottom w:w="100.0" w:type="dxa"/>
+              <w:right w:w="100.0" w:type="dxa"/>
+            </w:tcMar>
+            <w:vAlign w:val="center"/>
+          </w:tcPr>
+          <w:p>
+            <w:pPr>
+              <w:jc w:val="center"/>
+              <w:rPr/>
+            </w:pPr>
+            <w:r/>
             <w:r>
               <w:rPr>
+                <w:b w:val="1"/>
+                <w:bCs w:val="1"/>
                 <w:rtl w:val="0"/>
               </w:rPr>
+              <w:t>Official Gradebook Category</w:t>
             </w:r>
           </w:p>
         </w:tc>
@@ -1170,7 +1186,8 @@
               <w:bottom w:w="100.0" w:type="dxa"/>
               <w:right w:w="100.0" w:type="dxa"/>
             </w:tcMar>
-            <w:vAlign w:val="top"/>
+            <w:vAlign w:val="center"/>
+            <w:tcW w:type="dxa" w:w="3931"/>
           </w:tcPr>
           <w:p>
             <w:pPr>
@@ -1198,7 +1215,8 @@
               <w:bottom w:w="100.0" w:type="dxa"/>
               <w:right w:w="100.0" w:type="dxa"/>
             </w:tcMar>
-            <w:vAlign w:val="top"/>
+            <w:vAlign w:val="center"/>
+            <w:tcW w:type="dxa" w:w="2059"/>
           </w:tcPr>
           <w:p>
             <w:pPr>
@@ -1209,6 +1227,30 @@
                 <w:rtl w:val="0"/>
               </w:rPr>
               <w:t xml:space="preserve">15%</w:t>
+            </w:r>
+          </w:p>
+        </w:tc>
+        <w:tc>
+          <w:tcPr>
+            <w:tcW w:type="dxa" w:w="3370"/>
+            <w:tcMar>
+              <w:top w:w="100.0" w:type="dxa"/>
+              <w:left w:w="100.0" w:type="dxa"/>
+              <w:bottom w:w="100.0" w:type="dxa"/>
+              <w:right w:w="100.0" w:type="dxa"/>
+            </w:tcMar>
+            <w:vAlign w:val="center"/>
+          </w:tcPr>
+          <w:p>
+            <w:pPr>
+              <w:rPr/>
+            </w:pPr>
+            <w:r/>
+            <w:r>
+              <w:rPr>
+                <w:rtl w:val="0"/>
+              </w:rPr>
+              <w:t>Research Journal/Documentation</w:t>
             </w:r>
           </w:p>
         </w:tc>
@@ -1233,7 +1275,8 @@
               <w:bottom w:w="100.0" w:type="dxa"/>
               <w:right w:w="100.0" w:type="dxa"/>
             </w:tcMar>
-            <w:vAlign w:val="top"/>
+            <w:vAlign w:val="center"/>
+            <w:tcW w:type="dxa" w:w="3931"/>
           </w:tcPr>
           <w:p>
             <w:pPr>
@@ -1261,7 +1304,8 @@
               <w:bottom w:w="100.0" w:type="dxa"/>
               <w:right w:w="100.0" w:type="dxa"/>
             </w:tcMar>
-            <w:vAlign w:val="top"/>
+            <w:vAlign w:val="center"/>
+            <w:tcW w:type="dxa" w:w="2059"/>
           </w:tcPr>
           <w:p>
             <w:pPr>
@@ -1272,6 +1316,30 @@
                 <w:rtl w:val="0"/>
               </w:rPr>
               <w:t xml:space="preserve">25%</w:t>
+            </w:r>
+          </w:p>
+        </w:tc>
+        <w:tc>
+          <w:tcPr>
+            <w:tcW w:type="dxa" w:w="3370"/>
+            <w:tcMar>
+              <w:top w:w="100.0" w:type="dxa"/>
+              <w:left w:w="100.0" w:type="dxa"/>
+              <w:bottom w:w="100.0" w:type="dxa"/>
+              <w:right w:w="100.0" w:type="dxa"/>
+            </w:tcMar>
+            <w:vAlign w:val="center"/>
+          </w:tcPr>
+          <w:p>
+            <w:pPr>
+              <w:rPr/>
+            </w:pPr>
+            <w:r/>
+            <w:r>
+              <w:rPr>
+                <w:rtl w:val="0"/>
+              </w:rPr>
+              <w:t>Research Journal/Documentation</w:t>
             </w:r>
           </w:p>
         </w:tc>
@@ -1296,7 +1364,8 @@
               <w:bottom w:w="100.0" w:type="dxa"/>
               <w:right w:w="100.0" w:type="dxa"/>
             </w:tcMar>
-            <w:vAlign w:val="top"/>
+            <w:vAlign w:val="center"/>
+            <w:tcW w:type="dxa" w:w="3931"/>
           </w:tcPr>
           <w:p>
             <w:pPr>
@@ -1324,7 +1393,8 @@
               <w:bottom w:w="100.0" w:type="dxa"/>
               <w:right w:w="100.0" w:type="dxa"/>
             </w:tcMar>
-            <w:vAlign w:val="top"/>
+            <w:vAlign w:val="center"/>
+            <w:tcW w:type="dxa" w:w="2059"/>
           </w:tcPr>
           <w:p>
             <w:pPr>
@@ -1335,6 +1405,30 @@
                 <w:rtl w:val="0"/>
               </w:rPr>
               <w:t xml:space="preserve">10%</w:t>
+            </w:r>
+          </w:p>
+        </w:tc>
+        <w:tc>
+          <w:tcPr>
+            <w:tcW w:type="dxa" w:w="3370"/>
+            <w:tcMar>
+              <w:top w:w="100.0" w:type="dxa"/>
+              <w:left w:w="100.0" w:type="dxa"/>
+              <w:bottom w:w="100.0" w:type="dxa"/>
+              <w:right w:w="100.0" w:type="dxa"/>
+            </w:tcMar>
+            <w:vAlign w:val="center"/>
+          </w:tcPr>
+          <w:p>
+            <w:pPr>
+              <w:rPr/>
+            </w:pPr>
+            <w:r/>
+            <w:r>
+              <w:rPr>
+                <w:rtl w:val="0"/>
+              </w:rPr>
+              <w:t>Research Journal/Documentation</w:t>
             </w:r>
           </w:p>
         </w:tc>
@@ -1359,7 +1453,8 @@
               <w:bottom w:w="100.0" w:type="dxa"/>
               <w:right w:w="100.0" w:type="dxa"/>
             </w:tcMar>
-            <w:vAlign w:val="top"/>
+            <w:vAlign w:val="center"/>
+            <w:tcW w:type="dxa" w:w="3931"/>
           </w:tcPr>
           <w:p>
             <w:pPr>
@@ -1387,7 +1482,8 @@
               <w:bottom w:w="100.0" w:type="dxa"/>
               <w:right w:w="100.0" w:type="dxa"/>
             </w:tcMar>
-            <w:vAlign w:val="top"/>
+            <w:vAlign w:val="center"/>
+            <w:tcW w:type="dxa" w:w="2059"/>
           </w:tcPr>
           <w:p>
             <w:pPr>
@@ -1398,6 +1494,30 @@
                 <w:rtl w:val="0"/>
               </w:rPr>
               <w:t xml:space="preserve">20%</w:t>
+            </w:r>
+          </w:p>
+        </w:tc>
+        <w:tc>
+          <w:tcPr>
+            <w:tcW w:type="dxa" w:w="3370"/>
+            <w:tcMar>
+              <w:top w:w="100.0" w:type="dxa"/>
+              <w:left w:w="100.0" w:type="dxa"/>
+              <w:bottom w:w="100.0" w:type="dxa"/>
+              <w:right w:w="100.0" w:type="dxa"/>
+            </w:tcMar>
+            <w:vAlign w:val="center"/>
+          </w:tcPr>
+          <w:p>
+            <w:pPr>
+              <w:rPr/>
+            </w:pPr>
+            <w:r/>
+            <w:r>
+              <w:rPr>
+                <w:rtl w:val="0"/>
+              </w:rPr>
+              <w:t>Data Analysis and Interpretation</w:t>
             </w:r>
           </w:p>
         </w:tc>
@@ -1422,7 +1542,8 @@
               <w:bottom w:w="100.0" w:type="dxa"/>
               <w:right w:w="100.0" w:type="dxa"/>
             </w:tcMar>
-            <w:vAlign w:val="top"/>
+            <w:vAlign w:val="center"/>
+            <w:tcW w:type="dxa" w:w="3931"/>
           </w:tcPr>
           <w:p>
             <w:pPr>
@@ -1450,7 +1571,8 @@
               <w:bottom w:w="100.0" w:type="dxa"/>
               <w:right w:w="100.0" w:type="dxa"/>
             </w:tcMar>
-            <w:vAlign w:val="top"/>
+            <w:vAlign w:val="center"/>
+            <w:tcW w:type="dxa" w:w="2059"/>
           </w:tcPr>
           <w:p>
             <w:pPr>
@@ -1461,6 +1583,30 @@
                 <w:rtl w:val="0"/>
               </w:rPr>
               <w:t xml:space="preserve">10%</w:t>
+            </w:r>
+          </w:p>
+        </w:tc>
+        <w:tc>
+          <w:tcPr>
+            <w:tcW w:type="dxa" w:w="3370"/>
+            <w:tcMar>
+              <w:top w:w="100.0" w:type="dxa"/>
+              <w:left w:w="100.0" w:type="dxa"/>
+              <w:bottom w:w="100.0" w:type="dxa"/>
+              <w:right w:w="100.0" w:type="dxa"/>
+            </w:tcMar>
+            <w:vAlign w:val="center"/>
+          </w:tcPr>
+          <w:p>
+            <w:pPr>
+              <w:rPr/>
+            </w:pPr>
+            <w:r/>
+            <w:r>
+              <w:rPr>
+                <w:rtl w:val="0"/>
+              </w:rPr>
+              <w:t>Research Journal/Documentation</w:t>
             </w:r>
           </w:p>
         </w:tc>
@@ -1485,7 +1631,8 @@
               <w:bottom w:w="100.0" w:type="dxa"/>
               <w:right w:w="100.0" w:type="dxa"/>
             </w:tcMar>
-            <w:vAlign w:val="top"/>
+            <w:vAlign w:val="center"/>
+            <w:tcW w:type="dxa" w:w="3931"/>
           </w:tcPr>
           <w:p>
             <w:pPr>
@@ -1513,7 +1660,8 @@
               <w:bottom w:w="100.0" w:type="dxa"/>
               <w:right w:w="100.0" w:type="dxa"/>
             </w:tcMar>
-            <w:vAlign w:val="top"/>
+            <w:vAlign w:val="center"/>
+            <w:tcW w:type="dxa" w:w="2059"/>
           </w:tcPr>
           <w:p>
             <w:pPr>
@@ -1524,6 +1672,30 @@
                 <w:rtl w:val="0"/>
               </w:rPr>
               <w:t xml:space="preserve">10%</w:t>
+            </w:r>
+          </w:p>
+        </w:tc>
+        <w:tc>
+          <w:tcPr>
+            <w:tcW w:type="dxa" w:w="3370"/>
+            <w:tcMar>
+              <w:top w:w="100.0" w:type="dxa"/>
+              <w:left w:w="100.0" w:type="dxa"/>
+              <w:bottom w:w="100.0" w:type="dxa"/>
+              <w:right w:w="100.0" w:type="dxa"/>
+            </w:tcMar>
+            <w:vAlign w:val="center"/>
+          </w:tcPr>
+          <w:p>
+            <w:pPr>
+              <w:rPr/>
+            </w:pPr>
+            <w:r/>
+            <w:r>
+              <w:rPr>
+                <w:rtl w:val="0"/>
+              </w:rPr>
+              <w:t>Research Journal/Documentation</w:t>
             </w:r>
           </w:p>
         </w:tc>
@@ -1548,7 +1720,8 @@
               <w:bottom w:w="100.0" w:type="dxa"/>
               <w:right w:w="100.0" w:type="dxa"/>
             </w:tcMar>
-            <w:vAlign w:val="top"/>
+            <w:vAlign w:val="center"/>
+            <w:tcW w:type="dxa" w:w="3931"/>
           </w:tcPr>
           <w:p>
             <w:pPr>
@@ -1576,7 +1749,8 @@
               <w:bottom w:w="100.0" w:type="dxa"/>
               <w:right w:w="100.0" w:type="dxa"/>
             </w:tcMar>
-            <w:vAlign w:val="top"/>
+            <w:vAlign w:val="center"/>
+            <w:tcW w:type="dxa" w:w="2059"/>
           </w:tcPr>
           <w:p>
             <w:pPr>
@@ -1587,6 +1761,30 @@
                 <w:rtl w:val="0"/>
               </w:rPr>
               <w:t xml:space="preserve">10%</w:t>
+            </w:r>
+          </w:p>
+        </w:tc>
+        <w:tc>
+          <w:tcPr>
+            <w:tcW w:type="dxa" w:w="3370"/>
+            <w:tcMar>
+              <w:top w:w="100.0" w:type="dxa"/>
+              <w:left w:w="100.0" w:type="dxa"/>
+              <w:bottom w:w="100.0" w:type="dxa"/>
+              <w:right w:w="100.0" w:type="dxa"/>
+            </w:tcMar>
+            <w:vAlign w:val="center"/>
+          </w:tcPr>
+          <w:p>
+            <w:pPr>
+              <w:rPr/>
+            </w:pPr>
+            <w:r/>
+            <w:r>
+              <w:rPr>
+                <w:rtl w:val="0"/>
+              </w:rPr>
+              <w:t>Mid-Project Progress Report</w:t>
             </w:r>
           </w:p>
         </w:tc>

--- a/STARLAB_Unit_3/Teaching Guides/00_Unit_3_Overview_and_Preparation.docx
+++ b/STARLAB_Unit_3/Teaching Guides/00_Unit_3_Overview_and_Preparation.docx
@@ -1889,6 +1889,19 @@
           <w:rtl w:val="0"/>
         </w:rPr>
         <w:t xml:space="preserve">Research journal format or digital documentation system</w:t>
+      </w:r>
+    </w:p>
+    <w:p>
+      <w:pPr>
+        <w:numPr>
+          <w:ilvl w:val="0"/>
+          <w:numId w:val="86"/>
+        </w:numPr>
+        <w:spacing w:after="0" w:afterAutospacing="0" w:before="0" w:beforeAutospacing="0" w:lineRule="auto"/>
+        <w:ind w:left="720" w:hanging="360"/>
+      </w:pPr>
+      <w:r>
+        <w:t>Appendix V: Research Journal Rubric (authoritative teacher scoring tool)</w:t>
       </w:r>
     </w:p>
     <w:p>
